--- a/roteiros/xand-aviao/XandAviao_Parte5.docx
+++ b/roteiros/xand-aviao/XandAviao_Parte5.docx
@@ -87,7 +87,7 @@
         <w:rPr>
           <w:color w:val="000000"/>
         </w:rPr>
-        <w:t>Anos depois, numa reportagem da Band sobre o caso, a versão foi mais cuidadosa. Os dois voltaram a se falar. Mas as questões da Justiça não se resolveram de uma hora para outra.</w:t>
+        <w:t>Numa reportagem exibida muito tempo depois, a Band resumiu aquele encontro com mais cuidado. Os dois voltaram a se falar. Mas as questões da Justiça não se resolveram de uma hora para outra.</w:t>
       </w:r>
     </w:p>
     <w:p>
@@ -231,7 +231,7 @@
         <w:rPr>
           <w:color w:val="C00000"/>
         </w:rPr>
-        <w:t>O filho do sertão que um dia ganhou um violão do pai agora recebia setecentos mil reais de uma prefeitura do sertão. Mas o golpe mais duro dessa história ainda estava por vir. E ele não viria de nenhum promotor.</w:t>
+        <w:t>O filho do sertão que um dia ganhou um violão do pai agora recebia setecentos mil reais de uma prefeitura do sertão. Mas o golpe mais doloroso dessa história ainda estava por vir. E ele não viria de nenhum promotor.</w:t>
       </w:r>
     </w:p>
     <w:p>
